--- a/extrakty/doc/TC278WG4/extract_21219-22_(2018).docx
+++ b/extrakty/doc/TC278WG4/extract_21219-22_(2018).docx
@@ -345,7 +345,7 @@
           <w:sz w:val="28"/>
           <w:szCs w:val="28"/>
         </w:rPr>
-        <w:t>Vydání 2017</w:t>
+        <w:t>Vydána 2017</w:t>
       </w:r>
       <w:r>
         <w:rPr>
